--- a/CO2/CSA1205_AT2_Debugging_Optimisation.docx
+++ b/CO2/CSA1205_AT2_Debugging_Optimisation.docx
@@ -65,7 +65,6 @@
         <w:tblCellMar>
           <w:top w:w="57" w:type="dxa"/>
           <w:left w:w="118" w:type="dxa"/>
-          <w:bottom w:w="0" w:type="dxa"/>
           <w:right w:w="158" w:type="dxa"/>
         </w:tblCellMar>
         <w:tblLook w:val="04A0" w:firstRow="1" w:lastRow="0" w:firstColumn="1" w:lastColumn="0" w:noHBand="0" w:noVBand="1"/>
@@ -441,13 +440,13 @@
           <w:p>
             <w:pPr>
               <w:spacing w:after="0" w:line="259" w:lineRule="auto"/>
-              <w:ind w:left="7" w:firstLine="0"/>
+              <w:ind w:left="0" w:firstLine="0"/>
             </w:pPr>
-            <w:r>
-              <w:t>R.ASIF</w:t>
-            </w:r>
-            <w:bookmarkStart w:id="0" w:name="_GoBack"/>
-            <w:bookmarkEnd w:id="0"/>
+            <w:proofErr w:type="spellStart"/>
+            <w:r>
+              <w:t>R.Asif</w:t>
+            </w:r>
+            <w:proofErr w:type="spellEnd"/>
           </w:p>
         </w:tc>
         <w:tc>
@@ -495,6 +494,8 @@
             <w:r>
               <w:t>192411163</w:t>
             </w:r>
+            <w:bookmarkStart w:id="0" w:name="_GoBack"/>
+            <w:bookmarkEnd w:id="0"/>
           </w:p>
         </w:tc>
       </w:tr>
@@ -777,10 +778,7 @@
         <w:ind w:left="0" w:right="6" w:firstLine="0"/>
       </w:pPr>
       <w:r>
-        <w:t xml:space="preserve">Represent both operands in </w:t>
-      </w:r>
-      <w:r>
-        <w:t xml:space="preserve">8-bit 2's complement form and perform the addition: </w:t>
+        <w:t xml:space="preserve">Represent both operands in 8-bit 2's complement form and perform the addition: </w:t>
       </w:r>
     </w:p>
     <w:tbl>
@@ -791,7 +789,6 @@
         <w:tblCellMar>
           <w:top w:w="51" w:type="dxa"/>
           <w:left w:w="118" w:type="dxa"/>
-          <w:bottom w:w="0" w:type="dxa"/>
           <w:right w:w="115" w:type="dxa"/>
         </w:tblCellMar>
         <w:tblLook w:val="04A0" w:firstRow="1" w:lastRow="0" w:firstColumn="1" w:lastColumn="0" w:noHBand="0" w:noVBand="1"/>
@@ -1049,13 +1046,7 @@
         <w:ind w:left="0" w:right="6" w:firstLine="0"/>
       </w:pPr>
       <w:r>
-        <w:t xml:space="preserve">Interpreting 1010 1010 as a signed 2's complement number gives -86 (since the MSB is 1). </w:t>
-      </w:r>
-      <w:r>
-        <w:t>The mathematically correct sum is +170, which is impossible to represent in an 8-bit signed field (valid range: -128 to +127). The program has no overflow check, so it silently accepts -86 as the answer — this is the bug: a range/overflow error, not a logi</w:t>
-      </w:r>
-      <w:r>
-        <w:t xml:space="preserve">c error in the adder itself. </w:t>
+        <w:t xml:space="preserve">Interpreting 1010 1010 as a signed 2's complement number gives -86 (since the MSB is 1). The mathematically correct sum is +170, which is impossible to represent in an 8-bit signed field (valid range: -128 to +127). The program has no overflow check, so it silently accepts -86 as the answer — this is the bug: a range/overflow error, not a logic error in the adder itself. </w:t>
       </w:r>
     </w:p>
     <w:p>
@@ -1097,10 +1088,7 @@
         <w:ind w:right="6" w:hanging="360"/>
       </w:pPr>
       <w:r>
-        <w:t>Formal check — carry-in vs carry-o</w:t>
-      </w:r>
-      <w:r>
-        <w:t xml:space="preserve">ut of the MSB: carry into bit 7 (C7) = 1, carry out of bit 7 (C8) = 0. Since C7 ≠ C8, overflow has occurred. </w:t>
+        <w:t xml:space="preserve">Formal check — carry-in vs carry-out of the MSB: carry into bit 7 (C7) = 1, carry out of bit 7 (C8) = 0. Since C7 ≠ C8, overflow has occurred. </w:t>
       </w:r>
     </w:p>
     <w:p>
@@ -1113,10 +1101,7 @@
         <w:ind w:right="6" w:hanging="360"/>
       </w:pPr>
       <w:r>
-        <w:t>Equivalent rule: overflow occurs only when both operands have the same sign and the result's sign differs from that common sign. Here both operand</w:t>
-      </w:r>
-      <w:r>
-        <w:t xml:space="preserve">s are positive (sign bit 0) but the result's sign bit is 1 — confirming overflow. </w:t>
+        <w:t xml:space="preserve">Equivalent rule: overflow occurs only when both operands have the same sign and the result's sign differs from that common sign. Here both operands are positive (sign bit 0) but the result's sign bit is 1 — confirming overflow. </w:t>
       </w:r>
     </w:p>
     <w:p>
@@ -1150,10 +1135,7 @@
       </w:r>
       <w:proofErr w:type="spellEnd"/>
       <w:r>
-        <w:t xml:space="preserve"> conditi</w:t>
-      </w:r>
-      <w:r>
-        <w:t xml:space="preserve">ons: </w:t>
+        <w:t xml:space="preserve"> conditions: </w:t>
       </w:r>
     </w:p>
     <w:p>
@@ -1420,10 +1402,7 @@
         <w:ind w:left="0" w:right="6" w:firstLine="0"/>
       </w:pPr>
       <w:r>
-        <w:t>When overflow is flagged, the program should either raise an exception, saturate to the nearest representable value (127), or automatically promote the operands to a wider</w:t>
-      </w:r>
-      <w:r>
-        <w:t xml:space="preserve"> register (16-bit) before adding. </w:t>
+        <w:t xml:space="preserve">When overflow is flagged, the program should either raise an exception, saturate to the nearest representable value (127), or automatically promote the operands to a wider register (16-bit) before adding. </w:t>
       </w:r>
     </w:p>
     <w:p>
@@ -1467,10 +1446,7 @@
         <w:ind w:right="6" w:hanging="360"/>
       </w:pPr>
       <w:r>
-        <w:t>Test 2: +10 + 20 = +30 → C7=0, C8=0 → no overflow, result accepted (regression check for n</w:t>
-      </w:r>
-      <w:r>
-        <w:t xml:space="preserve">ormal case). </w:t>
+        <w:t xml:space="preserve">Test 2: +10 + 20 = +30 → C7=0, C8=0 → no overflow, result accepted (regression check for normal case). </w:t>
       </w:r>
     </w:p>
     <w:p>
@@ -1496,10 +1472,7 @@
         <w:ind w:right="6" w:hanging="360"/>
       </w:pPr>
       <w:r>
-        <w:t>Test 4: +100 + (-30) = +70 (mixed signs) → overflow logic correctly never triggers for mixed-</w:t>
-      </w:r>
-      <w:r>
-        <w:t xml:space="preserve">sign operands, matching the rule that overflow is impossible when signs differ. </w:t>
+        <w:t xml:space="preserve">Test 4: +100 + (-30) = +70 (mixed signs) → overflow logic correctly never triggers for mixed-sign operands, matching the rule that overflow is impossible when signs differ. </w:t>
       </w:r>
     </w:p>
     <w:p>
@@ -1532,7 +1505,65 @@
       </w:r>
       <w:proofErr w:type="spellEnd"/>
       <w:r>
-        <w:t xml:space="preserve">) → Overflow in the test report so future maintainers can verify the logic without re-deriving it. </w:t>
+        <w:t xml:space="preserve">) → Overflow in the test report so future maintainers can verify the logic without re-deriving it </w:t>
+      </w:r>
+    </w:p>
+    <w:p>
+      <w:pPr>
+        <w:pStyle w:val="NormalWeb"/>
+      </w:pPr>
+      <w:r>
+        <w:rPr>
+          <w:noProof/>
+        </w:rPr>
+        <w:drawing>
+          <wp:inline distT="0" distB="0" distL="0" distR="0">
+            <wp:extent cx="6905625" cy="4648200"/>
+            <wp:effectExtent l="0" t="0" r="9525" b="0"/>
+            <wp:docPr id="1" name="Picture 1" descr="C:\Users\Asif\Downloads\8 bit 2's complement addition and overflow q1.png"/>
+            <wp:cNvGraphicFramePr>
+              <a:graphicFrameLocks xmlns:a="http://schemas.openxmlformats.org/drawingml/2006/main" noChangeAspect="1"/>
+            </wp:cNvGraphicFramePr>
+            <a:graphic xmlns:a="http://schemas.openxmlformats.org/drawingml/2006/main">
+              <a:graphicData uri="http://schemas.openxmlformats.org/drawingml/2006/picture">
+                <pic:pic xmlns:pic="http://schemas.openxmlformats.org/drawingml/2006/picture">
+                  <pic:nvPicPr>
+                    <pic:cNvPr id="0" name="Picture 1" descr="C:\Users\Asif\Downloads\8 bit 2's complement addition and overflow q1.png"/>
+                    <pic:cNvPicPr>
+                      <a:picLocks noChangeAspect="1" noChangeArrowheads="1"/>
+                    </pic:cNvPicPr>
+                  </pic:nvPicPr>
+                  <pic:blipFill>
+                    <a:blip r:embed="rId5">
+                      <a:extLst>
+                        <a:ext uri="{28A0092B-C50C-407E-A947-70E740481C1C}">
+                          <a14:useLocalDpi xmlns:a14="http://schemas.microsoft.com/office/drawing/2010/main" val="0"/>
+                        </a:ext>
+                      </a:extLst>
+                    </a:blip>
+                    <a:srcRect/>
+                    <a:stretch>
+                      <a:fillRect/>
+                    </a:stretch>
+                  </pic:blipFill>
+                  <pic:spPr bwMode="auto">
+                    <a:xfrm>
+                      <a:off x="0" y="0"/>
+                      <a:ext cx="6905625" cy="4648200"/>
+                    </a:xfrm>
+                    <a:prstGeom prst="rect">
+                      <a:avLst/>
+                    </a:prstGeom>
+                    <a:noFill/>
+                    <a:ln>
+                      <a:noFill/>
+                    </a:ln>
+                  </pic:spPr>
+                </pic:pic>
+              </a:graphicData>
+            </a:graphic>
+          </wp:inline>
+        </w:drawing>
       </w:r>
     </w:p>
     <w:p>
@@ -1541,10 +1572,8 @@
         <w:ind w:left="-5"/>
       </w:pPr>
       <w:r>
-        <w:t>Question 2: Ripple Car</w:t>
-      </w:r>
-      <w:r>
-        <w:t>ry Adder Performance Bottleneck</w:t>
+        <w:lastRenderedPageBreak/>
+        <w:t>Question 2: Ripple Carry Adder Performance Bottleneck</w:t>
       </w:r>
       <w:r>
         <w:rPr>
@@ -1691,10 +1720,7 @@
         <w:ind w:left="-5"/>
       </w:pPr>
       <w:r>
-        <w:t>Step 1 –</w:t>
-      </w:r>
-      <w:r>
-        <w:t xml:space="preserve"> Identification of the Bug (Performance Bottleneck)</w:t>
+        <w:t>Step 1 – Identification of the Bug (Performance Bottleneck)</w:t>
       </w:r>
       <w:r>
         <w:rPr>
@@ -1731,13 +1757,7 @@
         <w:rPr>
           <w:rFonts w:ascii="Consolas" w:eastAsia="Consolas" w:hAnsi="Consolas" w:cs="Consolas"/>
         </w:rPr>
-        <w:t>C1 =</w:t>
-      </w:r>
-      <w:r>
-        <w:rPr>
-          <w:rFonts w:ascii="Consolas" w:eastAsia="Consolas" w:hAnsi="Consolas" w:cs="Consolas"/>
-        </w:rPr>
-        <w:t xml:space="preserve"> G0 + P0.Cin</w:t>
+        <w:t>C1 = G0 + P0.Cin</w:t>
       </w:r>
       <w:r>
         <w:t xml:space="preserve"> </w:t>
@@ -1795,10 +1815,7 @@
       </w:r>
       <w:proofErr w:type="gramEnd"/>
       <w:r>
-        <w:t xml:space="preserve">n) — this </w:t>
-      </w:r>
-      <w:r>
-        <w:t xml:space="preserve">sequential ripple is the bottleneck. </w:t>
+        <w:t xml:space="preserve">n) — this sequential ripple is the bottleneck. </w:t>
       </w:r>
     </w:p>
     <w:p>
@@ -1836,10 +1853,7 @@
       </w:r>
       <w:proofErr w:type="spellEnd"/>
       <w:r>
-        <w:t xml:space="preserve"> Si and Ci — no stage does useful work until its predecessor resol</w:t>
-      </w:r>
-      <w:r>
-        <w:t xml:space="preserve">ves. </w:t>
+        <w:t xml:space="preserve"> Si and Ci — no stage does useful work until its predecessor resolves. </w:t>
       </w:r>
     </w:p>
     <w:p>
@@ -1884,10 +1898,7 @@
       </w:r>
       <w:proofErr w:type="spellStart"/>
       <w:r>
-        <w:t>seri</w:t>
-      </w:r>
-      <w:r>
-        <w:t>alised</w:t>
+        <w:t>serialised</w:t>
       </w:r>
       <w:proofErr w:type="spellEnd"/>
       <w:r>
@@ -1917,10 +1928,7 @@
         <w:ind w:left="0" w:right="6" w:firstLine="0"/>
       </w:pPr>
       <w:r>
-        <w:t>A CLA removes the serial dependency by ex</w:t>
-      </w:r>
-      <w:r>
-        <w:t xml:space="preserve">pressing every carry directly in terms of the primary inputs, using per-bit generate and propagate signals: </w:t>
+        <w:t xml:space="preserve">A CLA removes the serial dependency by expressing every carry directly in terms of the primary inputs, using per-bit generate and propagate signals: </w:t>
       </w:r>
     </w:p>
     <w:p>
@@ -1933,7 +1941,6 @@
         <w:rPr>
           <w:rFonts w:ascii="Consolas" w:eastAsia="Consolas" w:hAnsi="Consolas" w:cs="Consolas"/>
         </w:rPr>
-        <w:lastRenderedPageBreak/>
         <w:t>Gi</w:t>
       </w:r>
       <w:proofErr w:type="spellEnd"/>
@@ -2055,10 +2062,7 @@
         <w:ind w:left="0" w:right="6" w:firstLine="0"/>
       </w:pPr>
       <w:r>
-        <w:t>Because every Ci is expressed purely as a two-level AND/OR function of the inputs (not of the previous carry), all carries can be computed simultaneously by a look-ahead generator, and every s</w:t>
-      </w:r>
-      <w:r>
-        <w:t xml:space="preserve">um bit Si = Pi XOR Ci can then be produced in parallel. </w:t>
+        <w:t xml:space="preserve">Because every Ci is expressed purely as a two-level AND/OR function of the inputs (not of the previous carry), all carries can be computed simultaneously by a look-ahead generator, and every sum bit Si = Pi XOR Ci can then be produced in parallel. </w:t>
       </w:r>
     </w:p>
     <w:p>
@@ -2095,10 +2099,7 @@
       </w:r>
       <w:proofErr w:type="gramEnd"/>
       <w:r>
-        <w:t>n) to O(log n) when CLA blocks are cascaded hierarchically (4-bit CLA blocks combined with a second-level look-</w:t>
-      </w:r>
-      <w:r>
-        <w:t xml:space="preserve">ahead generator for 16/32-bit adders). </w:t>
+        <w:t xml:space="preserve">n) to O(log n) when CLA blocks are cascaded hierarchically (4-bit CLA blocks combined with a second-level look-ahead generator for 16/32-bit adders). </w:t>
       </w:r>
     </w:p>
     <w:p>
@@ -2123,10 +2124,7 @@
         <w:ind w:right="6" w:hanging="360"/>
       </w:pPr>
       <w:r>
-        <w:t>Trade-off to document: CLA increases gate/transistor c</w:t>
-      </w:r>
-      <w:r>
-        <w:t xml:space="preserve">ount and fan-in complexity, so beyond 4–8 bits it is used in a hierarchical (block-CLA) form rather than a single flat equation, balancing speed against area/power. </w:t>
+        <w:t xml:space="preserve">Trade-off to document: CLA increases gate/transistor count and fan-in complexity, so beyond 4–8 bits it is used in a hierarchical (block-CLA) form rather than a single flat equation, balancing speed against area/power. </w:t>
       </w:r>
     </w:p>
     <w:p>
@@ -2155,10 +2153,7 @@
         <w:ind w:right="6" w:hanging="360"/>
       </w:pPr>
       <w:r>
-        <w:t>Simulated worst-case ripple pattern (0xFF + 0x01) on bot</w:t>
-      </w:r>
-      <w:r>
-        <w:t xml:space="preserve">h designs; RCA showed 8-stage sequential settling, CLA settled within 2 logic levels for the 4-bit block. </w:t>
+        <w:t xml:space="preserve">Simulated worst-case ripple pattern (0xFF + 0x01) on both designs; RCA showed 8-stage sequential settling, CLA settled within 2 logic levels for the 4-bit block. </w:t>
       </w:r>
     </w:p>
     <w:p>
@@ -2170,10 +2165,8 @@
         <w:ind w:right="6" w:hanging="360"/>
       </w:pPr>
       <w:r>
-        <w:t>Verified functional equivalence: CLA and RCA produce identical Sum/Carry-out for all tested vectors — optimization changes timing only, not correctne</w:t>
-      </w:r>
-      <w:r>
-        <w:t xml:space="preserve">ss. </w:t>
+        <w:lastRenderedPageBreak/>
+        <w:t xml:space="preserve">Verified functional equivalence: CLA and RCA produce identical Sum/Carry-out for all tested vectors — optimization changes timing only, not correctness. </w:t>
       </w:r>
     </w:p>
     <w:p>
@@ -2196,6 +2189,74 @@
       <w:r>
         <w:t xml:space="preserve">. </w:t>
       </w:r>
+    </w:p>
+    <w:p>
+      <w:pPr>
+        <w:numPr>
+          <w:ilvl w:val="0"/>
+          <w:numId w:val="5"/>
+        </w:numPr>
+        <w:spacing w:after="444"/>
+        <w:ind w:right="6" w:hanging="360"/>
+      </w:pPr>
+      <w:r>
+        <w:rPr>
+          <w:noProof/>
+        </w:rPr>
+        <w:drawing>
+          <wp:inline distT="0" distB="0" distL="0" distR="0">
+            <wp:extent cx="6022580" cy="3308985"/>
+            <wp:effectExtent l="0" t="0" r="0" b="5715"/>
+            <wp:docPr id="2" name="Picture 2"/>
+            <wp:cNvGraphicFramePr>
+              <a:graphicFrameLocks xmlns:a="http://schemas.openxmlformats.org/drawingml/2006/main" noChangeAspect="1"/>
+            </wp:cNvGraphicFramePr>
+            <a:graphic xmlns:a="http://schemas.openxmlformats.org/drawingml/2006/main">
+              <a:graphicData uri="http://schemas.openxmlformats.org/drawingml/2006/picture">
+                <pic:pic xmlns:pic="http://schemas.openxmlformats.org/drawingml/2006/picture">
+                  <pic:nvPicPr>
+                    <pic:cNvPr id="2" name="IEEE 754 floating point q5 .png"/>
+                    <pic:cNvPicPr/>
+                  </pic:nvPicPr>
+                  <pic:blipFill>
+                    <a:blip r:embed="rId6">
+                      <a:extLst>
+                        <a:ext uri="{28A0092B-C50C-407E-A947-70E740481C1C}">
+                          <a14:useLocalDpi xmlns:a14="http://schemas.microsoft.com/office/drawing/2010/main" val="0"/>
+                        </a:ext>
+                      </a:extLst>
+                    </a:blip>
+                    <a:stretch>
+                      <a:fillRect/>
+                    </a:stretch>
+                  </pic:blipFill>
+                  <pic:spPr>
+                    <a:xfrm>
+                      <a:off x="0" y="0"/>
+                      <a:ext cx="6024763" cy="3310184"/>
+                    </a:xfrm>
+                    <a:prstGeom prst="rect">
+                      <a:avLst/>
+                    </a:prstGeom>
+                  </pic:spPr>
+                </pic:pic>
+              </a:graphicData>
+            </a:graphic>
+          </wp:inline>
+        </w:drawing>
+      </w:r>
+    </w:p>
+    <w:p>
+      <w:pPr>
+        <w:pStyle w:val="Heading1"/>
+        <w:ind w:left="-5"/>
+      </w:pPr>
+    </w:p>
+    <w:p>
+      <w:pPr>
+        <w:pStyle w:val="Heading1"/>
+        <w:ind w:left="-5"/>
+      </w:pPr>
     </w:p>
     <w:p>
       <w:pPr>
@@ -2341,10 +2402,7 @@
         <w:ind w:left="0" w:right="6" w:firstLine="0"/>
       </w:pPr>
       <w:r>
-        <w:t>A hardware multiplier</w:t>
-      </w:r>
-      <w:r>
-        <w:t xml:space="preserve"> implementing Booth's algorithm produces wrong products for certain negative operand combinations. The task is to trace the algorithm step-by-step, isolate the bug, and correct it. </w:t>
+        <w:t xml:space="preserve">A hardware multiplier implementing Booth's algorithm produces wrong products for certain negative operand combinations. The task is to trace the algorithm step-by-step, isolate the bug, and correct it. </w:t>
       </w:r>
     </w:p>
     <w:p>
@@ -2378,10 +2436,7 @@
       </w:r>
       <w:proofErr w:type="spellStart"/>
       <w:r>
-        <w:t>initialis</w:t>
-      </w:r>
-      <w:r>
-        <w:t>ed</w:t>
+        <w:t>initialised</w:t>
       </w:r>
       <w:proofErr w:type="spellEnd"/>
       <w:r>
@@ -2460,10 +2515,7 @@
         <w:ind w:left="0" w:right="6" w:firstLine="0"/>
       </w:pPr>
       <w:r>
-        <w:t>Multiply M = -6 (1010 in 4-bit) by Q = 3 (0011) using a buggy implementation that performs a l</w:t>
-      </w:r>
-      <w:r>
-        <w:t xml:space="preserve">ogical shift instead of an arithmetic shift: </w:t>
+        <w:t xml:space="preserve">Multiply M = -6 (1010 in 4-bit) by Q = 3 (0011) using a buggy implementation that performs a logical shift instead of an arithmetic shift: </w:t>
       </w:r>
     </w:p>
     <w:tbl>
@@ -2474,7 +2526,6 @@
         <w:tblCellMar>
           <w:top w:w="51" w:type="dxa"/>
           <w:left w:w="118" w:type="dxa"/>
-          <w:bottom w:w="0" w:type="dxa"/>
           <w:right w:w="101" w:type="dxa"/>
         </w:tblCellMar>
         <w:tblLook w:val="04A0" w:firstRow="1" w:lastRow="0" w:firstColumn="1" w:lastColumn="0" w:noHBand="0" w:noVBand="1"/>
@@ -2577,6 +2628,7 @@
               <w:rPr>
                 <w:b/>
               </w:rPr>
+              <w:lastRenderedPageBreak/>
               <w:t>Init</w:t>
             </w:r>
             <w:proofErr w:type="spellEnd"/>
@@ -2638,7 +2690,6 @@
               <w:rPr>
                 <w:b/>
               </w:rPr>
-              <w:lastRenderedPageBreak/>
               <w:t>Shift (buggy)</w:t>
             </w:r>
             <w:r>
@@ -2751,10 +2802,7 @@
         <w:ind w:left="0" w:right="6" w:firstLine="0"/>
       </w:pPr>
       <w:r>
-        <w:t>The divergence shows up in later cycles: once AC becomes negative (MSB = 1) after a subtraction, a logical right shift inserts a 0 into the vacated MSB position instead of replicating the sign bit. This silently converts a negative partial product into a s</w:t>
-      </w:r>
-      <w:r>
-        <w:t xml:space="preserve">maller positive magnitude, corrupting every subsequent bit-pair decision and yielding an incorrect final product whenever the running partial result is negative — which is exactly the case that only appears with negative operands. </w:t>
+        <w:t xml:space="preserve">The divergence shows up in later cycles: once AC becomes negative (MSB = 1) after a subtraction, a logical right shift inserts a 0 into the vacated MSB position instead of replicating the sign bit. This silently converts a negative partial product into a smaller positive magnitude, corrupting every subsequent bit-pair decision and yielding an incorrect final product whenever the running partial result is negative — which is exactly the case that only appears with negative operands. </w:t>
       </w:r>
     </w:p>
     <w:p>
@@ -2783,10 +2831,7 @@
         <w:ind w:right="6" w:hanging="360"/>
       </w:pPr>
       <w:r>
-        <w:t>Pri</w:t>
-      </w:r>
-      <w:r>
-        <w:t>mary bug: the shift stage uses a logical shift right (LSR) instead of an arithmetic shift right (ASR) on the combined AC</w:t>
+        <w:t>Primary bug: the shift stage uses a logical shift right (LSR) instead of an arithmetic shift right (ASR) on the combined AC</w:t>
       </w:r>
       <w:proofErr w:type="gramStart"/>
       <w:r>
@@ -2814,10 +2859,7 @@
       </w:r>
       <w:proofErr w:type="spellEnd"/>
       <w:r>
-        <w:t xml:space="preserve"> to 0 before the fir</w:t>
-      </w:r>
-      <w:r>
-        <w:t xml:space="preserve">st cycle — an </w:t>
+        <w:t xml:space="preserve"> to 0 before the first cycle — an </w:t>
       </w:r>
       <w:proofErr w:type="spellStart"/>
       <w:r>
@@ -2853,15 +2895,7 @@
           <w:i/>
           <w:color w:val="2E5395"/>
         </w:rPr>
-        <w:t xml:space="preserve">Step </w:t>
-      </w:r>
-      <w:r>
-        <w:rPr>
-          <w:b/>
-          <w:i/>
-          <w:color w:val="2E5395"/>
-        </w:rPr>
-        <w:t>4 – Corrected Solution</w:t>
+        <w:t>Step 4 – Corrected Solution</w:t>
       </w:r>
       <w:r>
         <w:t xml:space="preserve"> </w:t>
@@ -2979,10 +3013,7 @@
         <w:t>(AC : Q : Q_minus1)   // sign bit of AC replicated into MSB</w:t>
       </w:r>
       <w:r>
-        <w:t xml:space="preserve"> Re-running the -</w:t>
-      </w:r>
-      <w:r>
-        <w:t xml:space="preserve">6 × 3 trace with a true arithmetic shift preserves the sign bit through every cycle and yields the correct product, -18 (1110 1110 in 8-bit 2's complement). </w:t>
+        <w:t xml:space="preserve"> Re-running the -6 × 3 trace with a true arithmetic shift preserves the sign bit through every cycle and yields the correct product, -18 (1110 1110 in 8-bit 2's complement). </w:t>
       </w:r>
     </w:p>
     <w:p>
@@ -3011,10 +3042,7 @@
         <w:ind w:right="6" w:hanging="360"/>
       </w:pPr>
       <w:r>
-        <w:t>Test A: (+6) × (+3) = +18 — positive × positive, sanity check fo</w:t>
-      </w:r>
-      <w:r>
-        <w:t xml:space="preserve">r the non-negative path (already worked before the fix). </w:t>
+        <w:t xml:space="preserve">Test A: (+6) × (+3) = +18 — positive × positive, sanity check for the non-negative path (already worked before the fix). </w:t>
       </w:r>
     </w:p>
     <w:p>
@@ -3050,10 +3078,7 @@
         <w:ind w:right="6" w:hanging="360"/>
       </w:pPr>
       <w:r>
-        <w:t>Test</w:t>
-      </w:r>
-      <w:r>
-        <w:t xml:space="preserve"> D: (-6) × (-3) = +18 — negative × negative, exercises two sign flips and repeated sign extension. </w:t>
+        <w:t xml:space="preserve">Test D: (-6) × (-3) = +18 — negative × negative, exercises two sign flips and repeated sign extension. </w:t>
       </w:r>
     </w:p>
     <w:p>
@@ -3063,6 +3088,77 @@
       </w:pPr>
       <w:r>
         <w:t xml:space="preserve">Document each cycle's AC:Q:Q-1 trace for Test B and D in the lab report as evidence that sign extension now behaves correctly across the full shift chain. </w:t>
+      </w:r>
+    </w:p>
+    <w:p>
+      <w:pPr>
+        <w:spacing w:after="495"/>
+        <w:ind w:left="0" w:right="6" w:firstLine="0"/>
+      </w:pPr>
+    </w:p>
+    <w:p>
+      <w:pPr>
+        <w:spacing w:after="495"/>
+        <w:ind w:left="0" w:right="6" w:firstLine="0"/>
+      </w:pPr>
+    </w:p>
+    <w:p>
+      <w:pPr>
+        <w:spacing w:after="495"/>
+        <w:ind w:left="0" w:right="6" w:firstLine="0"/>
+      </w:pPr>
+    </w:p>
+    <w:p>
+      <w:pPr>
+        <w:spacing w:after="495"/>
+        <w:ind w:left="0" w:right="6" w:firstLine="0"/>
+      </w:pPr>
+      <w:r>
+        <w:rPr>
+          <w:noProof/>
+        </w:rPr>
+        <w:lastRenderedPageBreak/>
+        <w:drawing>
+          <wp:inline distT="0" distB="0" distL="0" distR="0">
+            <wp:extent cx="6025148" cy="3181350"/>
+            <wp:effectExtent l="0" t="0" r="0" b="0"/>
+            <wp:docPr id="3" name="Picture 3"/>
+            <wp:cNvGraphicFramePr>
+              <a:graphicFrameLocks xmlns:a="http://schemas.openxmlformats.org/drawingml/2006/main" noChangeAspect="1"/>
+            </wp:cNvGraphicFramePr>
+            <a:graphic xmlns:a="http://schemas.openxmlformats.org/drawingml/2006/main">
+              <a:graphicData uri="http://schemas.openxmlformats.org/drawingml/2006/picture">
+                <pic:pic xmlns:pic="http://schemas.openxmlformats.org/drawingml/2006/picture">
+                  <pic:nvPicPr>
+                    <pic:cNvPr id="3" name="booths algorithm q3.png"/>
+                    <pic:cNvPicPr/>
+                  </pic:nvPicPr>
+                  <pic:blipFill>
+                    <a:blip r:embed="rId7">
+                      <a:extLst>
+                        <a:ext uri="{28A0092B-C50C-407E-A947-70E740481C1C}">
+                          <a14:useLocalDpi xmlns:a14="http://schemas.microsoft.com/office/drawing/2010/main" val="0"/>
+                        </a:ext>
+                      </a:extLst>
+                    </a:blip>
+                    <a:stretch>
+                      <a:fillRect/>
+                    </a:stretch>
+                  </pic:blipFill>
+                  <pic:spPr>
+                    <a:xfrm>
+                      <a:off x="0" y="0"/>
+                      <a:ext cx="6031766" cy="3184845"/>
+                    </a:xfrm>
+                    <a:prstGeom prst="rect">
+                      <a:avLst/>
+                    </a:prstGeom>
+                  </pic:spPr>
+                </pic:pic>
+              </a:graphicData>
+            </a:graphic>
+          </wp:inline>
+        </w:drawing>
       </w:r>
     </w:p>
     <w:p>
@@ -3218,10 +3314,7 @@
         <w:ind w:left="-5"/>
       </w:pPr>
       <w:r>
-        <w:t xml:space="preserve">Step 1 – Recap of </w:t>
-      </w:r>
-      <w:r>
-        <w:t>Restoring Division Workflow</w:t>
+        <w:t>Step 1 – Recap of Restoring Division Workflow</w:t>
       </w:r>
       <w:r>
         <w:rPr>
@@ -3261,7 +3354,6 @@
         <w:ind w:right="6" w:hanging="360"/>
       </w:pPr>
       <w:r>
-        <w:lastRenderedPageBreak/>
         <w:t xml:space="preserve">If the result is negative (MSB of AC = 1), the quotient bit is set to 0 and the divisor is added back (restored): AC = AC + M. </w:t>
       </w:r>
     </w:p>
@@ -3301,10 +3393,7 @@
         <w:ind w:left="0" w:right="6" w:firstLine="0"/>
       </w:pPr>
       <w:r>
-        <w:t>Every time a trial subtraction produces a negative remainder, the algorithm performs a corrective addition purely to und</w:t>
-      </w:r>
-      <w:r>
-        <w:t xml:space="preserve">o the just-completed subtraction, before the next cycle even begins: </w:t>
+        <w:t xml:space="preserve">Every time a trial subtraction produces a negative remainder, the algorithm performs a corrective addition purely to undo the just-completed subtraction, before the next cycle even begins: </w:t>
       </w:r>
     </w:p>
     <w:tbl>
@@ -3315,7 +3404,6 @@
         <w:tblCellMar>
           <w:top w:w="51" w:type="dxa"/>
           <w:left w:w="118" w:type="dxa"/>
-          <w:bottom w:w="0" w:type="dxa"/>
           <w:right w:w="115" w:type="dxa"/>
         </w:tblCellMar>
         <w:tblLook w:val="04A0" w:firstRow="1" w:lastRow="0" w:firstColumn="1" w:lastColumn="0" w:noHBand="0" w:noVBand="1"/>
@@ -3516,13 +3604,7 @@
         <w:ind w:left="0" w:right="6" w:firstLine="0"/>
       </w:pPr>
       <w:r>
-        <w:t>For an n-</w:t>
-      </w:r>
-      <w:r>
-        <w:t>bit division where remainder goes negative in k of the n cycles, the algorithm performs n + k arithmetic operations instead of the theoretical minimum of n — the restore step is redundant work that exists only to cancel out the previous step, and it direct</w:t>
-      </w:r>
-      <w:r>
-        <w:t xml:space="preserve">ly inflates execution time in the embedded system. </w:t>
+        <w:t xml:space="preserve">For an n-bit division where remainder goes negative in k of the n cycles, the algorithm performs n + k arithmetic operations instead of the theoretical minimum of n — the restore step is redundant work that exists only to cancel out the previous step, and it directly inflates execution time in the embedded system. </w:t>
       </w:r>
     </w:p>
     <w:p>
@@ -3551,10 +3633,7 @@
         <w:ind w:right="106" w:hanging="360"/>
       </w:pPr>
       <w:r>
-        <w:t xml:space="preserve">Instrumented the divider to count subtract vs. restore operations across representative test divisions and confirmed restore operations occur in roughly half of all cycles on </w:t>
-      </w:r>
-      <w:r>
-        <w:t xml:space="preserve">average — i.e., up to </w:t>
+        <w:t xml:space="preserve">Instrumented the divider to count subtract vs. restore operations across representative test divisions and confirmed restore operations occur in roughly half of all cycles on average — i.e., up to </w:t>
       </w:r>
       <w:proofErr w:type="spellStart"/>
       <w:r>
@@ -3575,10 +3654,8 @@
         <w:ind w:right="106" w:hanging="360"/>
       </w:pPr>
       <w:r>
-        <w:t>Root cause: the algorithm always attempts an unconditional subtraction and only afterward decides, via the sign of the result, whether that subtraction was 'wrong' — instead of carrying</w:t>
-      </w:r>
-      <w:r>
-        <w:t xml:space="preserve"> the sign information forward and letting it decide the next operation. </w:t>
+        <w:lastRenderedPageBreak/>
+        <w:t xml:space="preserve">Root cause: the algorithm always attempts an unconditional subtraction and only afterward decides, via the sign of the result, whether that subtraction was 'wrong' — instead of carrying the sign information forward and letting it decide the next operation. </w:t>
       </w:r>
     </w:p>
     <w:p>
@@ -3604,10 +3681,7 @@
         <w:ind w:left="0" w:right="6" w:firstLine="0"/>
       </w:pPr>
       <w:r>
-        <w:t xml:space="preserve">Non-restoring division removes the corrective step entirely by choosing the next operation (add or subtract) based on the sign of </w:t>
-      </w:r>
-      <w:r>
-        <w:t xml:space="preserve">the current remainder, deferring any correction to a single, final step: </w:t>
+        <w:t xml:space="preserve">Non-restoring division removes the corrective step entirely by choosing the next operation (add or subtract) based on the sign of the current remainder, deferring any correction to a single, final step: </w:t>
       </w:r>
     </w:p>
     <w:p>
@@ -3677,13 +3751,7 @@
         <w:rPr>
           <w:rFonts w:ascii="Consolas" w:eastAsia="Consolas" w:hAnsi="Consolas" w:cs="Consolas"/>
         </w:rPr>
-        <w:t xml:space="preserve">else: </w:t>
-      </w:r>
-      <w:r>
-        <w:rPr>
-          <w:rFonts w:ascii="Consolas" w:eastAsia="Consolas" w:hAnsi="Consolas" w:cs="Consolas"/>
-        </w:rPr>
-        <w:t xml:space="preserve">       Q0 = 0</w:t>
+        <w:t>else:        Q0 = 0</w:t>
       </w:r>
       <w:r>
         <w:t xml:space="preserve"> </w:t>
@@ -3753,10 +3821,7 @@
         <w:ind w:right="6" w:hanging="360"/>
       </w:pPr>
       <w:r>
-        <w:t>No cycle is ever wasted performing an operation solely to undo the previous one, so worst</w:t>
-      </w:r>
-      <w:r>
-        <w:t xml:space="preserve">-case execution time is roughly halved compared to restoring division — directly addressing the embedded system's timing constraint. </w:t>
+        <w:t xml:space="preserve">No cycle is ever wasted performing an operation solely to undo the previous one, so worst-case execution time is roughly halved compared to restoring division — directly addressing the embedded system's timing constraint. </w:t>
       </w:r>
     </w:p>
     <w:p>
@@ -3769,10 +3834,7 @@
         <w:ind w:right="6" w:hanging="360"/>
       </w:pPr>
       <w:r>
-        <w:t>The control logic is also simpler: only one decision (sign of AC) drives both the next arithmetic op and the quotient bit,</w:t>
-      </w:r>
-      <w:r>
-        <w:t xml:space="preserve"> versus two decisions (subtract, then possibly restore) in the restoring version. </w:t>
+        <w:t xml:space="preserve">The control logic is also simpler: only one decision (sign of AC) drives both the next arithmetic op and the quotient bit, versus two decisions (subtract, then possibly restore) in the restoring version. </w:t>
       </w:r>
     </w:p>
     <w:p>
@@ -3801,10 +3863,7 @@
         <w:ind w:right="6" w:hanging="360"/>
       </w:pPr>
       <w:r>
-        <w:t>Test: 11 ÷ 3 traced cycle-by-cycle for both algorithms; restoring version required 4 subtractions + 2 restores (6 ops), non-restoring requi</w:t>
-      </w:r>
-      <w:r>
-        <w:t xml:space="preserve">red 4 operations + 0–1 final correction — confirming the operation-count reduction. </w:t>
+        <w:t xml:space="preserve">Test: 11 ÷ 3 traced cycle-by-cycle for both algorithms; restoring version required 4 subtractions + 2 restores (6 ops), non-restoring required 4 operations + 0–1 final correction — confirming the operation-count reduction. </w:t>
       </w:r>
     </w:p>
     <w:p>
@@ -3829,10 +3888,59 @@
         <w:ind w:right="6" w:hanging="360"/>
       </w:pPr>
       <w:r>
-        <w:t>Documented an opera</w:t>
-      </w:r>
-      <w:r>
-        <w:t xml:space="preserve">tion-count table (restoring vs. non-restoring) across multiple test divisions for the embedded system's performance report. </w:t>
+        <w:t xml:space="preserve">Documented an operation-count table (restoring vs. non-restoring) across multiple test divisions for the embedded system's performance report. </w:t>
+      </w:r>
+    </w:p>
+    <w:p>
+      <w:pPr>
+        <w:spacing w:after="437"/>
+        <w:ind w:left="705" w:right="6" w:firstLine="0"/>
+      </w:pPr>
+      <w:r>
+        <w:rPr>
+          <w:noProof/>
+        </w:rPr>
+        <w:drawing>
+          <wp:inline distT="0" distB="0" distL="0" distR="0">
+            <wp:extent cx="5861050" cy="3149334"/>
+            <wp:effectExtent l="0" t="0" r="6350" b="0"/>
+            <wp:docPr id="4" name="Picture 4"/>
+            <wp:cNvGraphicFramePr>
+              <a:graphicFrameLocks xmlns:a="http://schemas.openxmlformats.org/drawingml/2006/main" noChangeAspect="1"/>
+            </wp:cNvGraphicFramePr>
+            <a:graphic xmlns:a="http://schemas.openxmlformats.org/drawingml/2006/main">
+              <a:graphicData uri="http://schemas.openxmlformats.org/drawingml/2006/picture">
+                <pic:pic xmlns:pic="http://schemas.openxmlformats.org/drawingml/2006/picture">
+                  <pic:nvPicPr>
+                    <pic:cNvPr id="4" name="restorin division vs non restoring division q4.png"/>
+                    <pic:cNvPicPr/>
+                  </pic:nvPicPr>
+                  <pic:blipFill>
+                    <a:blip r:embed="rId8">
+                      <a:extLst>
+                        <a:ext uri="{28A0092B-C50C-407E-A947-70E740481C1C}">
+                          <a14:useLocalDpi xmlns:a14="http://schemas.microsoft.com/office/drawing/2010/main" val="0"/>
+                        </a:ext>
+                      </a:extLst>
+                    </a:blip>
+                    <a:stretch>
+                      <a:fillRect/>
+                    </a:stretch>
+                  </pic:blipFill>
+                  <pic:spPr>
+                    <a:xfrm>
+                      <a:off x="0" y="0"/>
+                      <a:ext cx="5864119" cy="3150983"/>
+                    </a:xfrm>
+                    <a:prstGeom prst="rect">
+                      <a:avLst/>
+                    </a:prstGeom>
+                  </pic:spPr>
+                </pic:pic>
+              </a:graphicData>
+            </a:graphic>
+          </wp:inline>
+        </w:drawing>
       </w:r>
     </w:p>
     <w:p>
@@ -3980,10 +4088,7 @@
         <w:ind w:left="0" w:right="6" w:firstLine="0"/>
       </w:pPr>
       <w:r>
-        <w:t>A scientific application</w:t>
-      </w:r>
-      <w:r>
-        <w:t xml:space="preserve"> using IEEE 754 single-precision floating-point arithmetic produces inaccurate results when adding a very small number to a very large one. The task is to debug the alignment/normalization/rounding stages and propose optimization techniques. </w:t>
+        <w:t xml:space="preserve">A scientific application using IEEE 754 single-precision floating-point arithmetic produces inaccurate results when adding a very small number to a very large one. The task is to debug the alignment/normalization/rounding stages and propose optimization techniques. </w:t>
       </w:r>
     </w:p>
     <w:p>
@@ -3992,10 +4097,7 @@
         <w:ind w:left="-5"/>
       </w:pPr>
       <w:r>
-        <w:t xml:space="preserve">Step 1 – </w:t>
-      </w:r>
-      <w:r>
-        <w:t>Recap of the IEEE 754 Single-Precision Addition Pipeline</w:t>
+        <w:t>Step 1 – Recap of the IEEE 754 Single-Precision Addition Pipeline</w:t>
       </w:r>
       <w:r>
         <w:rPr>
@@ -4028,10 +4130,7 @@
         <w:ind w:right="6" w:hanging="360"/>
       </w:pPr>
       <w:r>
-        <w:t>Addition steps: (1) align exponents by right-shifting the smaller operand's mantissa by the exponent d</w:t>
-      </w:r>
-      <w:r>
-        <w:t xml:space="preserve">ifference, (2) add the aligned mantissas, </w:t>
+        <w:t xml:space="preserve">Addition steps: (1) align exponents by right-shifting the smaller operand's mantissa by the exponent difference, (2) add the aligned mantissas, </w:t>
       </w:r>
       <w:proofErr w:type="gramStart"/>
       <w:r>
@@ -4073,10 +4172,7 @@
       </w:r>
       <w:proofErr w:type="spellEnd"/>
       <w:r>
-        <w:t xml:space="preserve">) to 1.0 × 2^-30 (very small). The exponent difference is 30, but the mantissa only </w:t>
-      </w:r>
-      <w:r>
-        <w:t xml:space="preserve">has 23 explicit bits (plus a few guard/round/sticky bits in hardware, typically 3): </w:t>
+        <w:t xml:space="preserve">) to 1.0 × 2^-30 (very small). The exponent difference is 30, but the mantissa only has 23 explicit bits (plus a few guard/round/sticky bits in hardware, typically 3): </w:t>
       </w:r>
     </w:p>
     <w:tbl>
@@ -4087,7 +4183,6 @@
         <w:tblCellMar>
           <w:top w:w="51" w:type="dxa"/>
           <w:left w:w="118" w:type="dxa"/>
-          <w:bottom w:w="0" w:type="dxa"/>
           <w:right w:w="105" w:type="dxa"/>
         </w:tblCellMar>
         <w:tblLook w:val="04A0" w:firstRow="1" w:lastRow="0" w:firstColumn="1" w:lastColumn="0" w:noHBand="0" w:noVBand="1"/>
@@ -4292,13 +4387,7 @@
               <w:rPr>
                 <w:rFonts w:ascii="Consolas" w:eastAsia="Consolas" w:hAnsi="Consolas" w:cs="Consolas"/>
               </w:rPr>
-              <w:t>Must shift right by 30 bits to align with exponent 0 — this exceeds the 23-</w:t>
-            </w:r>
-            <w:r>
-              <w:rPr>
-                <w:rFonts w:ascii="Consolas" w:eastAsia="Consolas" w:hAnsi="Consolas" w:cs="Consolas"/>
-              </w:rPr>
-              <w:t>bit mantissa width (even with 3 guard bits, only ~26 bits of shift are preserved)</w:t>
+              <w:t>Must shift right by 30 bits to align with exponent 0 — this exceeds the 23-bit mantissa width (even with 3 guard bits, only ~26 bits of shift are preserved)</w:t>
             </w:r>
             <w:r>
               <w:t xml:space="preserve"> </w:t>
@@ -4313,13 +4402,7 @@
         <w:ind w:left="0" w:right="6" w:firstLine="0"/>
       </w:pPr>
       <w:r>
-        <w:t>Because the shift amount (30) exceeds what the mantissa/guard bits can retain, the smaller number's significant bits fall off the end entirely before the addition even happens. The adder then computes 1.0 × 2^0 + (effectively) 0, and the result silently eq</w:t>
-      </w:r>
-      <w:r>
-        <w:t xml:space="preserve">uals the larger operand unchanged — the small number's contribution is lost, not because of a coding error, but because of exponent-alignment truncation and insufficient guard/round/sticky precision. Repeating this over many additions (e.g. summing a long </w:t>
-      </w:r>
-      <w:r>
-        <w:t xml:space="preserve">series) compounds the lost information into a significant cumulative error. </w:t>
+        <w:t xml:space="preserve">Because the shift amount (30) exceeds what the mantissa/guard bits can retain, the smaller number's significant bits fall off the end entirely before the addition even happens. The adder then computes 1.0 × 2^0 + (effectively) 0, and the result silently equals the larger operand unchanged — the small number's contribution is lost, not because of a coding error, but because of exponent-alignment truncation and insufficient guard/round/sticky precision. Repeating this over many additions (e.g. summing a long series) compounds the lost information into a significant cumulative error. </w:t>
       </w:r>
     </w:p>
     <w:p>
@@ -4348,10 +4431,7 @@
         <w:ind w:right="6" w:hanging="360"/>
       </w:pPr>
       <w:r>
-        <w:t xml:space="preserve">Isolated the fault to the alignment (shift) stage rather than the final rounding stage by logging the mantissa immediately after the shift </w:t>
-      </w:r>
-      <w:r>
-        <w:t xml:space="preserve">— confirmed it was already all-zero before rounding even ran. </w:t>
+        <w:t xml:space="preserve">Isolated the fault to the alignment (shift) stage rather than the final rounding stage by logging the mantissa immediately after the shift — confirmed it was already all-zero before rounding even ran. </w:t>
       </w:r>
     </w:p>
     <w:p>
@@ -4363,10 +4443,7 @@
         <w:ind w:right="6" w:hanging="360"/>
       </w:pPr>
       <w:r>
-        <w:t>Confirmed this is inherent to single precision's 23-bit mantissa, not a logic bug: any exponent gap greater than roughly the mantissa width + guard bits will always cause this absorption effect</w:t>
-      </w:r>
-      <w:r>
-        <w:t xml:space="preserve"> (a form of catastrophic loss of precision, distinct from catastrophic cancellation which occurs on subtraction of nearly-equal values). </w:t>
+        <w:t xml:space="preserve">Confirmed this is inherent to single precision's 23-bit mantissa, not a logic bug: any exponent gap greater than roughly the mantissa width + guard bits will always cause this absorption effect (a form of catastrophic loss of precision, distinct from catastrophic cancellation which occurs on subtraction of nearly-equal values). </w:t>
       </w:r>
     </w:p>
     <w:p>
@@ -4379,10 +4456,7 @@
         <w:ind w:right="6" w:hanging="360"/>
       </w:pPr>
       <w:r>
-        <w:t>Verified normalization was operating correctly on the (already-truncated) sum — the error is introduced upstream, duri</w:t>
-      </w:r>
-      <w:r>
-        <w:t xml:space="preserve">ng alignment, not in the normalize/round logic. </w:t>
+        <w:t xml:space="preserve">Verified normalization was operating correctly on the (already-truncated) sum — the error is introduced upstream, during alignment, not in the normalize/round logic. </w:t>
       </w:r>
     </w:p>
     <w:p>
@@ -4412,10 +4486,7 @@
         <w:ind w:right="6" w:hanging="360"/>
       </w:pPr>
       <w:r>
-        <w:t>Use double precision (64-bit IEEE 754): 52-bit mantissa dramatically extends the exponent-difference range that can be preserved before a small operand is fully absorbed, re</w:t>
-      </w:r>
-      <w:r>
-        <w:t xml:space="preserve">ducing (though not eliminating) this class of error for the same input magnitudes. </w:t>
+        <w:t xml:space="preserve">Use double precision (64-bit IEEE 754): 52-bit mantissa dramatically extends the exponent-difference range that can be preserved before a small operand is fully absorbed, reducing (though not eliminating) this class of error for the same input magnitudes. </w:t>
       </w:r>
     </w:p>
     <w:p>
@@ -4432,10 +4503,7 @@
       </w:r>
       <w:proofErr w:type="spellEnd"/>
       <w:r>
-        <w:t xml:space="preserve"> (compensated) summation: maintain a running 'compensation' variable that captures the low-order bits lost on each addition and feeds them back into the next addition,</w:t>
-      </w:r>
-      <w:r>
-        <w:t xml:space="preserve"> algorithmically recovering much of the precision lost to alignment truncation without changing the underlying format. </w:t>
+        <w:t xml:space="preserve"> (compensated) summation: maintain a running 'compensation' variable that captures the low-order bits lost on each addition and feeds them back into the next addition, algorithmically recovering much of the precision lost to alignment truncation without changing the underlying format. </w:t>
       </w:r>
     </w:p>
     <w:p>
@@ -4447,10 +4515,7 @@
         <w:ind w:right="6" w:hanging="360"/>
       </w:pPr>
       <w:r>
-        <w:t>Reorder the summation (e.g. sort and sum smallest-</w:t>
-      </w:r>
-      <w:r>
-        <w:t xml:space="preserve">magnitude values first, or use pairwise/tree summation): keeps intermediate exponent gaps smaller at each step, so fewer bits are shifted out at any single addition. </w:t>
+        <w:t xml:space="preserve">Reorder the summation (e.g. sort and sum smallest-magnitude values first, or use pairwise/tree summation): keeps intermediate exponent gaps smaller at each step, so fewer bits are shifted out at any single addition. </w:t>
       </w:r>
     </w:p>
     <w:p>
@@ -4463,10 +4528,7 @@
         <w:ind w:right="6" w:hanging="360"/>
       </w:pPr>
       <w:r>
-        <w:t>Use an extended-precision or fixed-point accumulator internally for reduction operations,</w:t>
-      </w:r>
-      <w:r>
-        <w:t xml:space="preserve"> converting to single precision only for the final stored result — a common technique in scientific/HPC libraries. </w:t>
+        <w:t xml:space="preserve">Use an extended-precision or fixed-point accumulator internally for reduction operations, converting to single precision only for the final stored result — a common technique in scientific/HPC libraries. </w:t>
       </w:r>
     </w:p>
     <w:p>
@@ -4496,10 +4558,7 @@
         <w:ind w:right="6" w:hanging="360"/>
       </w:pPr>
       <w:r>
-        <w:t>Test: sum 1.0 × 2^0 with 1.0 × 2^-30 in plain single-precision addition — verified the small term is fully</w:t>
-      </w:r>
-      <w:r>
-        <w:t xml:space="preserve"> absorbed (result == 1.0). </w:t>
+        <w:t xml:space="preserve">Test: sum 1.0 × 2^0 with 1.0 × 2^-30 in plain single-precision addition — verified the small term is fully absorbed (result == 1.0). </w:t>
       </w:r>
     </w:p>
     <w:p>
@@ -4523,10 +4582,7 @@
         <w:ind w:right="6" w:hanging="360"/>
       </w:pPr>
       <w:r>
-        <w:t xml:space="preserve">Repeated the same </w:t>
-      </w:r>
-      <w:r>
-        <w:t xml:space="preserve">test using </w:t>
+        <w:t xml:space="preserve">Repeated the same test using </w:t>
       </w:r>
       <w:proofErr w:type="spellStart"/>
       <w:r>
@@ -4550,10 +4606,7 @@
       </w:r>
       <w:proofErr w:type="spellEnd"/>
       <w:r>
-        <w:t>-compensated single</w:t>
-      </w:r>
-      <w:r>
-        <w:t xml:space="preserve">) in the test report to justify the recommended optimization for the scientific application's numerical pipeline. </w:t>
+        <w:t xml:space="preserve">-compensated single) in the test report to justify the recommended optimization for the scientific application's numerical pipeline. </w:t>
       </w:r>
     </w:p>
     <w:p>
@@ -4564,986 +4617,51 @@
       <w:r>
         <w:t xml:space="preserve"> </w:t>
       </w:r>
-    </w:p>
-    <w:p>
-      <w:pPr>
-        <w:pStyle w:val="Heading2"/>
-        <w:spacing w:after="0"/>
-        <w:ind w:left="0" w:firstLine="0"/>
-      </w:pPr>
-      <w:r>
-        <w:rPr>
-          <w:i w:val="0"/>
-          <w:color w:val="1F3864"/>
-          <w:sz w:val="26"/>
-        </w:rPr>
-        <w:t>Marks Allocation Reference</w:t>
-      </w:r>
-      <w:r>
-        <w:rPr>
-          <w:b w:val="0"/>
-          <w:i w:val="0"/>
-          <w:color w:val="2E74B5"/>
-          <w:sz w:val="26"/>
-        </w:rPr>
-        <w:t xml:space="preserve"> </w:t>
-      </w:r>
-    </w:p>
-    <w:tbl>
-      <w:tblPr>
-        <w:tblStyle w:val="TableGrid"/>
-        <w:tblW w:w="10085" w:type="dxa"/>
-        <w:tblInd w:w="-10" w:type="dxa"/>
-        <w:tblCellMar>
-          <w:top w:w="56" w:type="dxa"/>
-          <w:left w:w="121" w:type="dxa"/>
-          <w:bottom w:w="0" w:type="dxa"/>
-          <w:right w:w="87" w:type="dxa"/>
-        </w:tblCellMar>
-        <w:tblLook w:val="04A0" w:firstRow="1" w:lastRow="0" w:firstColumn="1" w:lastColumn="0" w:noHBand="0" w:noVBand="1"/>
-      </w:tblPr>
-      <w:tblGrid>
-        <w:gridCol w:w="875"/>
-        <w:gridCol w:w="1910"/>
-        <w:gridCol w:w="1894"/>
-        <w:gridCol w:w="1902"/>
-        <w:gridCol w:w="1909"/>
-        <w:gridCol w:w="1595"/>
-      </w:tblGrid>
-      <w:tr>
-        <w:trPr>
-          <w:trHeight w:val="705"/>
-        </w:trPr>
-        <w:tc>
-          <w:tcPr>
-            <w:tcW w:w="874" w:type="dxa"/>
-            <w:tcBorders>
-              <w:top w:val="single" w:sz="3" w:space="0" w:color="000000"/>
-              <w:left w:val="single" w:sz="3" w:space="0" w:color="000000"/>
-              <w:bottom w:val="single" w:sz="3" w:space="0" w:color="000000"/>
-              <w:right w:val="single" w:sz="3" w:space="0" w:color="000000"/>
-            </w:tcBorders>
-            <w:shd w:val="clear" w:color="auto" w:fill="1F3864"/>
-            <w:vAlign w:val="center"/>
-          </w:tcPr>
-          <w:p>
-            <w:pPr>
-              <w:spacing w:after="0" w:line="259" w:lineRule="auto"/>
-              <w:ind w:left="0" w:right="37" w:firstLine="0"/>
-              <w:jc w:val="center"/>
-            </w:pPr>
-            <w:proofErr w:type="spellStart"/>
-            <w:r>
-              <w:rPr>
-                <w:b/>
-                <w:color w:val="FFFFFF"/>
-                <w:sz w:val="18"/>
-              </w:rPr>
-              <w:t>Q.No</w:t>
-            </w:r>
-            <w:proofErr w:type="spellEnd"/>
-            <w:r>
-              <w:rPr>
-                <w:b/>
-                <w:color w:val="FFFFFF"/>
-                <w:sz w:val="18"/>
-              </w:rPr>
-              <w:t>.</w:t>
-            </w:r>
-            <w:r>
-              <w:rPr>
-                <w:color w:val="FFFFFF"/>
-              </w:rPr>
-              <w:t xml:space="preserve"> </w:t>
-            </w:r>
-          </w:p>
-        </w:tc>
-        <w:tc>
-          <w:tcPr>
-            <w:tcW w:w="1910" w:type="dxa"/>
-            <w:tcBorders>
-              <w:top w:val="single" w:sz="3" w:space="0" w:color="000000"/>
-              <w:left w:val="single" w:sz="3" w:space="0" w:color="000000"/>
-              <w:bottom w:val="single" w:sz="3" w:space="0" w:color="000000"/>
-              <w:right w:val="single" w:sz="3" w:space="0" w:color="000000"/>
-            </w:tcBorders>
-            <w:shd w:val="clear" w:color="auto" w:fill="1F3864"/>
-            <w:vAlign w:val="center"/>
-          </w:tcPr>
-          <w:p>
-            <w:pPr>
-              <w:spacing w:after="0" w:line="259" w:lineRule="auto"/>
-              <w:ind w:left="311" w:hanging="94"/>
-              <w:jc w:val="both"/>
-            </w:pPr>
-            <w:r>
-              <w:rPr>
-                <w:b/>
-                <w:color w:val="FFFFFF"/>
-                <w:sz w:val="18"/>
-              </w:rPr>
-              <w:t>Identification of Errors (20%)</w:t>
-            </w:r>
-            <w:r>
-              <w:rPr>
-                <w:color w:val="FFFFFF"/>
-              </w:rPr>
-              <w:t xml:space="preserve"> </w:t>
-            </w:r>
-          </w:p>
-        </w:tc>
-        <w:tc>
-          <w:tcPr>
-            <w:tcW w:w="1894" w:type="dxa"/>
-            <w:tcBorders>
-              <w:top w:val="single" w:sz="3" w:space="0" w:color="000000"/>
-              <w:left w:val="single" w:sz="3" w:space="0" w:color="000000"/>
-              <w:bottom w:val="single" w:sz="3" w:space="0" w:color="000000"/>
-              <w:right w:val="single" w:sz="3" w:space="0" w:color="000000"/>
-            </w:tcBorders>
-            <w:shd w:val="clear" w:color="auto" w:fill="1F3864"/>
-            <w:vAlign w:val="center"/>
-          </w:tcPr>
-          <w:p>
-            <w:pPr>
-              <w:spacing w:after="0" w:line="259" w:lineRule="auto"/>
-              <w:ind w:left="0" w:firstLine="0"/>
-              <w:jc w:val="center"/>
-            </w:pPr>
-            <w:r>
-              <w:rPr>
-                <w:b/>
-                <w:color w:val="FFFFFF"/>
-                <w:sz w:val="18"/>
-              </w:rPr>
-              <w:t>Debugging Approach &amp; Analysis (20%)</w:t>
-            </w:r>
-            <w:r>
-              <w:rPr>
-                <w:color w:val="FFFFFF"/>
-              </w:rPr>
-              <w:t xml:space="preserve"> </w:t>
-            </w:r>
-          </w:p>
-        </w:tc>
-        <w:tc>
-          <w:tcPr>
-            <w:tcW w:w="1902" w:type="dxa"/>
-            <w:tcBorders>
-              <w:top w:val="single" w:sz="3" w:space="0" w:color="000000"/>
-              <w:left w:val="single" w:sz="3" w:space="0" w:color="000000"/>
-              <w:bottom w:val="single" w:sz="3" w:space="0" w:color="000000"/>
-              <w:right w:val="single" w:sz="3" w:space="0" w:color="000000"/>
-            </w:tcBorders>
-            <w:shd w:val="clear" w:color="auto" w:fill="1F3864"/>
-            <w:vAlign w:val="center"/>
-          </w:tcPr>
-          <w:p>
-            <w:pPr>
-              <w:spacing w:after="0" w:line="259" w:lineRule="auto"/>
-              <w:ind w:left="246" w:firstLine="22"/>
-              <w:jc w:val="both"/>
-            </w:pPr>
-            <w:r>
-              <w:rPr>
-                <w:b/>
-                <w:color w:val="FFFFFF"/>
-                <w:sz w:val="18"/>
-              </w:rPr>
-              <w:t>Correctness of Solution (25%)</w:t>
-            </w:r>
-            <w:r>
-              <w:rPr>
-                <w:color w:val="FFFFFF"/>
-              </w:rPr>
-              <w:t xml:space="preserve"> </w:t>
-            </w:r>
-          </w:p>
-        </w:tc>
-        <w:tc>
-          <w:tcPr>
-            <w:tcW w:w="1909" w:type="dxa"/>
-            <w:tcBorders>
-              <w:top w:val="single" w:sz="3" w:space="0" w:color="000000"/>
-              <w:left w:val="single" w:sz="3" w:space="0" w:color="000000"/>
-              <w:bottom w:val="single" w:sz="3" w:space="0" w:color="000000"/>
-              <w:right w:val="single" w:sz="3" w:space="0" w:color="000000"/>
-            </w:tcBorders>
-            <w:shd w:val="clear" w:color="auto" w:fill="1F3864"/>
-            <w:vAlign w:val="center"/>
-          </w:tcPr>
-          <w:p>
-            <w:pPr>
-              <w:spacing w:after="0" w:line="259" w:lineRule="auto"/>
-              <w:ind w:left="0" w:firstLine="0"/>
-              <w:jc w:val="center"/>
-            </w:pPr>
-            <w:r>
-              <w:rPr>
-                <w:b/>
-                <w:color w:val="FFFFFF"/>
-                <w:sz w:val="18"/>
-              </w:rPr>
-              <w:t>Optimization Techniques (20%)</w:t>
-            </w:r>
-            <w:r>
-              <w:rPr>
-                <w:color w:val="FFFFFF"/>
-              </w:rPr>
-              <w:t xml:space="preserve"> </w:t>
-            </w:r>
-          </w:p>
-        </w:tc>
-        <w:tc>
-          <w:tcPr>
-            <w:tcW w:w="1595" w:type="dxa"/>
-            <w:tcBorders>
-              <w:top w:val="single" w:sz="3" w:space="0" w:color="000000"/>
-              <w:left w:val="single" w:sz="3" w:space="0" w:color="000000"/>
-              <w:bottom w:val="single" w:sz="3" w:space="0" w:color="000000"/>
-              <w:right w:val="single" w:sz="3" w:space="0" w:color="000000"/>
-            </w:tcBorders>
-            <w:shd w:val="clear" w:color="auto" w:fill="1F3864"/>
-          </w:tcPr>
-          <w:p>
-            <w:pPr>
-              <w:spacing w:after="0" w:line="259" w:lineRule="auto"/>
-              <w:ind w:left="0" w:right="39" w:firstLine="0"/>
-              <w:jc w:val="center"/>
-            </w:pPr>
-            <w:r>
-              <w:rPr>
-                <w:b/>
-                <w:color w:val="FFFFFF"/>
-                <w:sz w:val="18"/>
-              </w:rPr>
-              <w:t xml:space="preserve">Testing &amp; </w:t>
-            </w:r>
-          </w:p>
-          <w:p>
-            <w:pPr>
-              <w:spacing w:after="0" w:line="259" w:lineRule="auto"/>
-              <w:ind w:left="0" w:firstLine="0"/>
-              <w:jc w:val="center"/>
-            </w:pPr>
-            <w:r>
-              <w:rPr>
-                <w:b/>
-                <w:color w:val="FFFFFF"/>
-                <w:sz w:val="18"/>
-              </w:rPr>
-              <w:t>Documentation (15%)</w:t>
-            </w:r>
-            <w:r>
-              <w:rPr>
-                <w:color w:val="FFFFFF"/>
-              </w:rPr>
-              <w:t xml:space="preserve"> </w:t>
-            </w:r>
-          </w:p>
-        </w:tc>
-      </w:tr>
-      <w:tr>
-        <w:trPr>
-          <w:trHeight w:val="386"/>
-        </w:trPr>
-        <w:tc>
-          <w:tcPr>
-            <w:tcW w:w="874" w:type="dxa"/>
-            <w:tcBorders>
-              <w:top w:val="single" w:sz="3" w:space="0" w:color="000000"/>
-              <w:left w:val="single" w:sz="3" w:space="0" w:color="000000"/>
-              <w:bottom w:val="single" w:sz="3" w:space="0" w:color="000000"/>
-              <w:right w:val="single" w:sz="3" w:space="0" w:color="000000"/>
-            </w:tcBorders>
-          </w:tcPr>
-          <w:p>
-            <w:pPr>
-              <w:spacing w:after="0" w:line="259" w:lineRule="auto"/>
-              <w:ind w:left="0" w:right="35" w:firstLine="0"/>
-              <w:jc w:val="center"/>
-            </w:pPr>
-            <w:r>
-              <w:rPr>
-                <w:sz w:val="18"/>
-              </w:rPr>
-              <w:t>Q1</w:t>
-            </w:r>
-            <w:r>
-              <w:t xml:space="preserve"> </w:t>
-            </w:r>
-          </w:p>
-        </w:tc>
-        <w:tc>
-          <w:tcPr>
-            <w:tcW w:w="1910" w:type="dxa"/>
-            <w:tcBorders>
-              <w:top w:val="single" w:sz="3" w:space="0" w:color="000000"/>
-              <w:left w:val="single" w:sz="3" w:space="0" w:color="000000"/>
-              <w:bottom w:val="single" w:sz="3" w:space="0" w:color="000000"/>
-              <w:right w:val="single" w:sz="3" w:space="0" w:color="000000"/>
-            </w:tcBorders>
-          </w:tcPr>
-          <w:p>
-            <w:pPr>
-              <w:spacing w:after="0" w:line="259" w:lineRule="auto"/>
-              <w:ind w:left="8" w:firstLine="0"/>
-              <w:jc w:val="center"/>
-            </w:pPr>
-            <w:r>
-              <w:t xml:space="preserve"> </w:t>
-            </w:r>
-          </w:p>
-        </w:tc>
-        <w:tc>
-          <w:tcPr>
-            <w:tcW w:w="1894" w:type="dxa"/>
-            <w:tcBorders>
-              <w:top w:val="single" w:sz="3" w:space="0" w:color="000000"/>
-              <w:left w:val="single" w:sz="3" w:space="0" w:color="000000"/>
-              <w:bottom w:val="single" w:sz="3" w:space="0" w:color="000000"/>
-              <w:right w:val="single" w:sz="3" w:space="0" w:color="000000"/>
-            </w:tcBorders>
-          </w:tcPr>
-          <w:p>
-            <w:pPr>
-              <w:spacing w:after="0" w:line="259" w:lineRule="auto"/>
-              <w:ind w:left="7" w:firstLine="0"/>
-              <w:jc w:val="center"/>
-            </w:pPr>
-            <w:r>
-              <w:t xml:space="preserve"> </w:t>
-            </w:r>
-          </w:p>
-        </w:tc>
-        <w:tc>
-          <w:tcPr>
-            <w:tcW w:w="1902" w:type="dxa"/>
-            <w:tcBorders>
-              <w:top w:val="single" w:sz="3" w:space="0" w:color="000000"/>
-              <w:left w:val="single" w:sz="3" w:space="0" w:color="000000"/>
-              <w:bottom w:val="single" w:sz="3" w:space="0" w:color="000000"/>
-              <w:right w:val="single" w:sz="3" w:space="0" w:color="000000"/>
-            </w:tcBorders>
-          </w:tcPr>
-          <w:p>
-            <w:pPr>
-              <w:spacing w:after="0" w:line="259" w:lineRule="auto"/>
-              <w:ind w:left="15" w:firstLine="0"/>
-              <w:jc w:val="center"/>
-            </w:pPr>
-            <w:r>
-              <w:t xml:space="preserve"> </w:t>
-            </w:r>
-          </w:p>
-        </w:tc>
-        <w:tc>
-          <w:tcPr>
-            <w:tcW w:w="1909" w:type="dxa"/>
-            <w:tcBorders>
-              <w:top w:val="single" w:sz="3" w:space="0" w:color="000000"/>
-              <w:left w:val="single" w:sz="3" w:space="0" w:color="000000"/>
-              <w:bottom w:val="single" w:sz="3" w:space="0" w:color="000000"/>
-              <w:right w:val="single" w:sz="3" w:space="0" w:color="000000"/>
-            </w:tcBorders>
-          </w:tcPr>
-          <w:p>
-            <w:pPr>
-              <w:spacing w:after="0" w:line="259" w:lineRule="auto"/>
-              <w:ind w:left="8" w:firstLine="0"/>
-              <w:jc w:val="center"/>
-            </w:pPr>
-            <w:r>
-              <w:t xml:space="preserve"> </w:t>
-            </w:r>
-          </w:p>
-        </w:tc>
-        <w:tc>
-          <w:tcPr>
-            <w:tcW w:w="1595" w:type="dxa"/>
-            <w:tcBorders>
-              <w:top w:val="single" w:sz="3" w:space="0" w:color="000000"/>
-              <w:left w:val="single" w:sz="3" w:space="0" w:color="000000"/>
-              <w:bottom w:val="single" w:sz="3" w:space="0" w:color="000000"/>
-              <w:right w:val="single" w:sz="3" w:space="0" w:color="000000"/>
-            </w:tcBorders>
-          </w:tcPr>
-          <w:p>
-            <w:pPr>
-              <w:spacing w:after="0" w:line="259" w:lineRule="auto"/>
-              <w:ind w:left="6" w:firstLine="0"/>
-              <w:jc w:val="center"/>
-            </w:pPr>
-            <w:r>
-              <w:t xml:space="preserve"> </w:t>
-            </w:r>
-          </w:p>
-        </w:tc>
-      </w:tr>
-      <w:tr>
-        <w:trPr>
-          <w:trHeight w:val="360"/>
-        </w:trPr>
-        <w:tc>
-          <w:tcPr>
-            <w:tcW w:w="874" w:type="dxa"/>
-            <w:tcBorders>
-              <w:top w:val="single" w:sz="3" w:space="0" w:color="000000"/>
-              <w:left w:val="single" w:sz="3" w:space="0" w:color="000000"/>
-              <w:bottom w:val="single" w:sz="3" w:space="0" w:color="000000"/>
-              <w:right w:val="single" w:sz="3" w:space="0" w:color="000000"/>
-            </w:tcBorders>
-          </w:tcPr>
-          <w:p>
-            <w:pPr>
-              <w:spacing w:after="0" w:line="259" w:lineRule="auto"/>
-              <w:ind w:left="0" w:right="35" w:firstLine="0"/>
-              <w:jc w:val="center"/>
-            </w:pPr>
-            <w:r>
-              <w:rPr>
-                <w:sz w:val="18"/>
-              </w:rPr>
-              <w:t>Q2</w:t>
-            </w:r>
-            <w:r>
-              <w:t xml:space="preserve"> </w:t>
-            </w:r>
-          </w:p>
-        </w:tc>
-        <w:tc>
-          <w:tcPr>
-            <w:tcW w:w="1910" w:type="dxa"/>
-            <w:tcBorders>
-              <w:top w:val="single" w:sz="3" w:space="0" w:color="000000"/>
-              <w:left w:val="single" w:sz="3" w:space="0" w:color="000000"/>
-              <w:bottom w:val="single" w:sz="3" w:space="0" w:color="000000"/>
-              <w:right w:val="single" w:sz="3" w:space="0" w:color="000000"/>
-            </w:tcBorders>
-          </w:tcPr>
-          <w:p>
-            <w:pPr>
-              <w:spacing w:after="0" w:line="259" w:lineRule="auto"/>
-              <w:ind w:left="8" w:firstLine="0"/>
-              <w:jc w:val="center"/>
-            </w:pPr>
-            <w:r>
-              <w:t xml:space="preserve"> </w:t>
-            </w:r>
-          </w:p>
-        </w:tc>
-        <w:tc>
-          <w:tcPr>
-            <w:tcW w:w="1894" w:type="dxa"/>
-            <w:tcBorders>
-              <w:top w:val="single" w:sz="3" w:space="0" w:color="000000"/>
-              <w:left w:val="single" w:sz="3" w:space="0" w:color="000000"/>
-              <w:bottom w:val="single" w:sz="3" w:space="0" w:color="000000"/>
-              <w:right w:val="single" w:sz="3" w:space="0" w:color="000000"/>
-            </w:tcBorders>
-          </w:tcPr>
-          <w:p>
-            <w:pPr>
-              <w:spacing w:after="0" w:line="259" w:lineRule="auto"/>
-              <w:ind w:left="7" w:firstLine="0"/>
-              <w:jc w:val="center"/>
-            </w:pPr>
-            <w:r>
-              <w:t xml:space="preserve"> </w:t>
-            </w:r>
-          </w:p>
-        </w:tc>
-        <w:tc>
-          <w:tcPr>
-            <w:tcW w:w="1902" w:type="dxa"/>
-            <w:tcBorders>
-              <w:top w:val="single" w:sz="3" w:space="0" w:color="000000"/>
-              <w:left w:val="single" w:sz="3" w:space="0" w:color="000000"/>
-              <w:bottom w:val="single" w:sz="3" w:space="0" w:color="000000"/>
-              <w:right w:val="single" w:sz="3" w:space="0" w:color="000000"/>
-            </w:tcBorders>
-          </w:tcPr>
-          <w:p>
-            <w:pPr>
-              <w:spacing w:after="0" w:line="259" w:lineRule="auto"/>
-              <w:ind w:left="15" w:firstLine="0"/>
-              <w:jc w:val="center"/>
-            </w:pPr>
-            <w:r>
-              <w:t xml:space="preserve"> </w:t>
-            </w:r>
-          </w:p>
-        </w:tc>
-        <w:tc>
-          <w:tcPr>
-            <w:tcW w:w="1909" w:type="dxa"/>
-            <w:tcBorders>
-              <w:top w:val="single" w:sz="3" w:space="0" w:color="000000"/>
-              <w:left w:val="single" w:sz="3" w:space="0" w:color="000000"/>
-              <w:bottom w:val="single" w:sz="3" w:space="0" w:color="000000"/>
-              <w:right w:val="single" w:sz="3" w:space="0" w:color="000000"/>
-            </w:tcBorders>
-          </w:tcPr>
-          <w:p>
-            <w:pPr>
-              <w:spacing w:after="0" w:line="259" w:lineRule="auto"/>
-              <w:ind w:left="8" w:firstLine="0"/>
-              <w:jc w:val="center"/>
-            </w:pPr>
-            <w:r>
-              <w:t xml:space="preserve"> </w:t>
-            </w:r>
-          </w:p>
-        </w:tc>
-        <w:tc>
-          <w:tcPr>
-            <w:tcW w:w="1595" w:type="dxa"/>
-            <w:tcBorders>
-              <w:top w:val="single" w:sz="3" w:space="0" w:color="000000"/>
-              <w:left w:val="single" w:sz="3" w:space="0" w:color="000000"/>
-              <w:bottom w:val="single" w:sz="3" w:space="0" w:color="000000"/>
-              <w:right w:val="single" w:sz="3" w:space="0" w:color="000000"/>
-            </w:tcBorders>
-          </w:tcPr>
-          <w:p>
-            <w:pPr>
-              <w:spacing w:after="0" w:line="259" w:lineRule="auto"/>
-              <w:ind w:left="6" w:firstLine="0"/>
-              <w:jc w:val="center"/>
-            </w:pPr>
-            <w:r>
-              <w:t xml:space="preserve"> </w:t>
-            </w:r>
-          </w:p>
-        </w:tc>
-      </w:tr>
-      <w:tr>
-        <w:trPr>
-          <w:trHeight w:val="361"/>
-        </w:trPr>
-        <w:tc>
-          <w:tcPr>
-            <w:tcW w:w="874" w:type="dxa"/>
-            <w:tcBorders>
-              <w:top w:val="single" w:sz="3" w:space="0" w:color="000000"/>
-              <w:left w:val="single" w:sz="3" w:space="0" w:color="000000"/>
-              <w:bottom w:val="single" w:sz="3" w:space="0" w:color="000000"/>
-              <w:right w:val="single" w:sz="3" w:space="0" w:color="000000"/>
-            </w:tcBorders>
-          </w:tcPr>
-          <w:p>
-            <w:pPr>
-              <w:spacing w:after="0" w:line="259" w:lineRule="auto"/>
-              <w:ind w:left="0" w:right="35" w:firstLine="0"/>
-              <w:jc w:val="center"/>
-            </w:pPr>
-            <w:r>
-              <w:rPr>
-                <w:sz w:val="18"/>
-              </w:rPr>
-              <w:t>Q3</w:t>
-            </w:r>
-            <w:r>
-              <w:t xml:space="preserve"> </w:t>
-            </w:r>
-          </w:p>
-        </w:tc>
-        <w:tc>
-          <w:tcPr>
-            <w:tcW w:w="1910" w:type="dxa"/>
-            <w:tcBorders>
-              <w:top w:val="single" w:sz="3" w:space="0" w:color="000000"/>
-              <w:left w:val="single" w:sz="3" w:space="0" w:color="000000"/>
-              <w:bottom w:val="single" w:sz="3" w:space="0" w:color="000000"/>
-              <w:right w:val="single" w:sz="3" w:space="0" w:color="000000"/>
-            </w:tcBorders>
-          </w:tcPr>
-          <w:p>
-            <w:pPr>
-              <w:spacing w:after="0" w:line="259" w:lineRule="auto"/>
-              <w:ind w:left="8" w:firstLine="0"/>
-              <w:jc w:val="center"/>
-            </w:pPr>
-            <w:r>
-              <w:t xml:space="preserve"> </w:t>
-            </w:r>
-          </w:p>
-        </w:tc>
-        <w:tc>
-          <w:tcPr>
-            <w:tcW w:w="1894" w:type="dxa"/>
-            <w:tcBorders>
-              <w:top w:val="single" w:sz="3" w:space="0" w:color="000000"/>
-              <w:left w:val="single" w:sz="3" w:space="0" w:color="000000"/>
-              <w:bottom w:val="single" w:sz="3" w:space="0" w:color="000000"/>
-              <w:right w:val="single" w:sz="3" w:space="0" w:color="000000"/>
-            </w:tcBorders>
-          </w:tcPr>
-          <w:p>
-            <w:pPr>
-              <w:spacing w:after="0" w:line="259" w:lineRule="auto"/>
-              <w:ind w:left="7" w:firstLine="0"/>
-              <w:jc w:val="center"/>
-            </w:pPr>
-            <w:r>
-              <w:t xml:space="preserve"> </w:t>
-            </w:r>
-          </w:p>
-        </w:tc>
-        <w:tc>
-          <w:tcPr>
-            <w:tcW w:w="1902" w:type="dxa"/>
-            <w:tcBorders>
-              <w:top w:val="single" w:sz="3" w:space="0" w:color="000000"/>
-              <w:left w:val="single" w:sz="3" w:space="0" w:color="000000"/>
-              <w:bottom w:val="single" w:sz="3" w:space="0" w:color="000000"/>
-              <w:right w:val="single" w:sz="3" w:space="0" w:color="000000"/>
-            </w:tcBorders>
-          </w:tcPr>
-          <w:p>
-            <w:pPr>
-              <w:spacing w:after="0" w:line="259" w:lineRule="auto"/>
-              <w:ind w:left="15" w:firstLine="0"/>
-              <w:jc w:val="center"/>
-            </w:pPr>
-            <w:r>
-              <w:t xml:space="preserve"> </w:t>
-            </w:r>
-          </w:p>
-        </w:tc>
-        <w:tc>
-          <w:tcPr>
-            <w:tcW w:w="1909" w:type="dxa"/>
-            <w:tcBorders>
-              <w:top w:val="single" w:sz="3" w:space="0" w:color="000000"/>
-              <w:left w:val="single" w:sz="3" w:space="0" w:color="000000"/>
-              <w:bottom w:val="single" w:sz="3" w:space="0" w:color="000000"/>
-              <w:right w:val="single" w:sz="3" w:space="0" w:color="000000"/>
-            </w:tcBorders>
-          </w:tcPr>
-          <w:p>
-            <w:pPr>
-              <w:spacing w:after="0" w:line="259" w:lineRule="auto"/>
-              <w:ind w:left="8" w:firstLine="0"/>
-              <w:jc w:val="center"/>
-            </w:pPr>
-            <w:r>
-              <w:t xml:space="preserve"> </w:t>
-            </w:r>
-          </w:p>
-        </w:tc>
-        <w:tc>
-          <w:tcPr>
-            <w:tcW w:w="1595" w:type="dxa"/>
-            <w:tcBorders>
-              <w:top w:val="single" w:sz="3" w:space="0" w:color="000000"/>
-              <w:left w:val="single" w:sz="3" w:space="0" w:color="000000"/>
-              <w:bottom w:val="single" w:sz="3" w:space="0" w:color="000000"/>
-              <w:right w:val="single" w:sz="3" w:space="0" w:color="000000"/>
-            </w:tcBorders>
-          </w:tcPr>
-          <w:p>
-            <w:pPr>
-              <w:spacing w:after="0" w:line="259" w:lineRule="auto"/>
-              <w:ind w:left="6" w:firstLine="0"/>
-              <w:jc w:val="center"/>
-            </w:pPr>
-            <w:r>
-              <w:t xml:space="preserve"> </w:t>
-            </w:r>
-          </w:p>
-        </w:tc>
-      </w:tr>
-      <w:tr>
-        <w:trPr>
-          <w:trHeight w:val="360"/>
-        </w:trPr>
-        <w:tc>
-          <w:tcPr>
-            <w:tcW w:w="874" w:type="dxa"/>
-            <w:tcBorders>
-              <w:top w:val="single" w:sz="3" w:space="0" w:color="000000"/>
-              <w:left w:val="single" w:sz="3" w:space="0" w:color="000000"/>
-              <w:bottom w:val="single" w:sz="3" w:space="0" w:color="000000"/>
-              <w:right w:val="single" w:sz="3" w:space="0" w:color="000000"/>
-            </w:tcBorders>
-          </w:tcPr>
-          <w:p>
-            <w:pPr>
-              <w:spacing w:after="0" w:line="259" w:lineRule="auto"/>
-              <w:ind w:left="0" w:right="35" w:firstLine="0"/>
-              <w:jc w:val="center"/>
-            </w:pPr>
-            <w:r>
-              <w:rPr>
-                <w:sz w:val="18"/>
-              </w:rPr>
-              <w:t>Q4</w:t>
-            </w:r>
-            <w:r>
-              <w:t xml:space="preserve"> </w:t>
-            </w:r>
-          </w:p>
-        </w:tc>
-        <w:tc>
-          <w:tcPr>
-            <w:tcW w:w="1910" w:type="dxa"/>
-            <w:tcBorders>
-              <w:top w:val="single" w:sz="3" w:space="0" w:color="000000"/>
-              <w:left w:val="single" w:sz="3" w:space="0" w:color="000000"/>
-              <w:bottom w:val="single" w:sz="3" w:space="0" w:color="000000"/>
-              <w:right w:val="single" w:sz="3" w:space="0" w:color="000000"/>
-            </w:tcBorders>
-          </w:tcPr>
-          <w:p>
-            <w:pPr>
-              <w:spacing w:after="0" w:line="259" w:lineRule="auto"/>
-              <w:ind w:left="8" w:firstLine="0"/>
-              <w:jc w:val="center"/>
-            </w:pPr>
-            <w:r>
-              <w:t xml:space="preserve"> </w:t>
-            </w:r>
-          </w:p>
-        </w:tc>
-        <w:tc>
-          <w:tcPr>
-            <w:tcW w:w="1894" w:type="dxa"/>
-            <w:tcBorders>
-              <w:top w:val="single" w:sz="3" w:space="0" w:color="000000"/>
-              <w:left w:val="single" w:sz="3" w:space="0" w:color="000000"/>
-              <w:bottom w:val="single" w:sz="3" w:space="0" w:color="000000"/>
-              <w:right w:val="single" w:sz="3" w:space="0" w:color="000000"/>
-            </w:tcBorders>
-          </w:tcPr>
-          <w:p>
-            <w:pPr>
-              <w:spacing w:after="0" w:line="259" w:lineRule="auto"/>
-              <w:ind w:left="7" w:firstLine="0"/>
-              <w:jc w:val="center"/>
-            </w:pPr>
-            <w:r>
-              <w:t xml:space="preserve"> </w:t>
-            </w:r>
-          </w:p>
-        </w:tc>
-        <w:tc>
-          <w:tcPr>
-            <w:tcW w:w="1902" w:type="dxa"/>
-            <w:tcBorders>
-              <w:top w:val="single" w:sz="3" w:space="0" w:color="000000"/>
-              <w:left w:val="single" w:sz="3" w:space="0" w:color="000000"/>
-              <w:bottom w:val="single" w:sz="3" w:space="0" w:color="000000"/>
-              <w:right w:val="single" w:sz="3" w:space="0" w:color="000000"/>
-            </w:tcBorders>
-          </w:tcPr>
-          <w:p>
-            <w:pPr>
-              <w:spacing w:after="0" w:line="259" w:lineRule="auto"/>
-              <w:ind w:left="15" w:firstLine="0"/>
-              <w:jc w:val="center"/>
-            </w:pPr>
-            <w:r>
-              <w:t xml:space="preserve"> </w:t>
-            </w:r>
-          </w:p>
-        </w:tc>
-        <w:tc>
-          <w:tcPr>
-            <w:tcW w:w="1909" w:type="dxa"/>
-            <w:tcBorders>
-              <w:top w:val="single" w:sz="3" w:space="0" w:color="000000"/>
-              <w:left w:val="single" w:sz="3" w:space="0" w:color="000000"/>
-              <w:bottom w:val="single" w:sz="3" w:space="0" w:color="000000"/>
-              <w:right w:val="single" w:sz="3" w:space="0" w:color="000000"/>
-            </w:tcBorders>
-          </w:tcPr>
-          <w:p>
-            <w:pPr>
-              <w:spacing w:after="0" w:line="259" w:lineRule="auto"/>
-              <w:ind w:left="8" w:firstLine="0"/>
-              <w:jc w:val="center"/>
-            </w:pPr>
-            <w:r>
-              <w:t xml:space="preserve"> </w:t>
-            </w:r>
-          </w:p>
-        </w:tc>
-        <w:tc>
-          <w:tcPr>
-            <w:tcW w:w="1595" w:type="dxa"/>
-            <w:tcBorders>
-              <w:top w:val="single" w:sz="3" w:space="0" w:color="000000"/>
-              <w:left w:val="single" w:sz="3" w:space="0" w:color="000000"/>
-              <w:bottom w:val="single" w:sz="3" w:space="0" w:color="000000"/>
-              <w:right w:val="single" w:sz="3" w:space="0" w:color="000000"/>
-            </w:tcBorders>
-          </w:tcPr>
-          <w:p>
-            <w:pPr>
-              <w:spacing w:after="0" w:line="259" w:lineRule="auto"/>
-              <w:ind w:left="6" w:firstLine="0"/>
-              <w:jc w:val="center"/>
-            </w:pPr>
-            <w:r>
-              <w:t xml:space="preserve"> </w:t>
-            </w:r>
-          </w:p>
-        </w:tc>
-      </w:tr>
-      <w:tr>
-        <w:trPr>
-          <w:trHeight w:val="360"/>
-        </w:trPr>
-        <w:tc>
-          <w:tcPr>
-            <w:tcW w:w="874" w:type="dxa"/>
-            <w:tcBorders>
-              <w:top w:val="single" w:sz="3" w:space="0" w:color="000000"/>
-              <w:left w:val="single" w:sz="3" w:space="0" w:color="000000"/>
-              <w:bottom w:val="single" w:sz="3" w:space="0" w:color="000000"/>
-              <w:right w:val="single" w:sz="3" w:space="0" w:color="000000"/>
-            </w:tcBorders>
-          </w:tcPr>
-          <w:p>
-            <w:pPr>
-              <w:spacing w:after="0" w:line="259" w:lineRule="auto"/>
-              <w:ind w:left="0" w:right="35" w:firstLine="0"/>
-              <w:jc w:val="center"/>
-            </w:pPr>
-            <w:r>
-              <w:rPr>
-                <w:sz w:val="18"/>
-              </w:rPr>
-              <w:t>Q5</w:t>
-            </w:r>
-            <w:r>
-              <w:t xml:space="preserve"> </w:t>
-            </w:r>
-          </w:p>
-        </w:tc>
-        <w:tc>
-          <w:tcPr>
-            <w:tcW w:w="1910" w:type="dxa"/>
-            <w:tcBorders>
-              <w:top w:val="single" w:sz="3" w:space="0" w:color="000000"/>
-              <w:left w:val="single" w:sz="3" w:space="0" w:color="000000"/>
-              <w:bottom w:val="single" w:sz="3" w:space="0" w:color="000000"/>
-              <w:right w:val="single" w:sz="3" w:space="0" w:color="000000"/>
-            </w:tcBorders>
-          </w:tcPr>
-          <w:p>
-            <w:pPr>
-              <w:spacing w:after="0" w:line="259" w:lineRule="auto"/>
-              <w:ind w:left="8" w:firstLine="0"/>
-              <w:jc w:val="center"/>
-            </w:pPr>
-            <w:r>
-              <w:t xml:space="preserve"> </w:t>
-            </w:r>
-          </w:p>
-        </w:tc>
-        <w:tc>
-          <w:tcPr>
-            <w:tcW w:w="1894" w:type="dxa"/>
-            <w:tcBorders>
-              <w:top w:val="single" w:sz="3" w:space="0" w:color="000000"/>
-              <w:left w:val="single" w:sz="3" w:space="0" w:color="000000"/>
-              <w:bottom w:val="single" w:sz="3" w:space="0" w:color="000000"/>
-              <w:right w:val="single" w:sz="3" w:space="0" w:color="000000"/>
-            </w:tcBorders>
-          </w:tcPr>
-          <w:p>
-            <w:pPr>
-              <w:spacing w:after="0" w:line="259" w:lineRule="auto"/>
-              <w:ind w:left="7" w:firstLine="0"/>
-              <w:jc w:val="center"/>
-            </w:pPr>
-            <w:r>
-              <w:t xml:space="preserve"> </w:t>
-            </w:r>
-          </w:p>
-        </w:tc>
-        <w:tc>
-          <w:tcPr>
-            <w:tcW w:w="1902" w:type="dxa"/>
-            <w:tcBorders>
-              <w:top w:val="single" w:sz="3" w:space="0" w:color="000000"/>
-              <w:left w:val="single" w:sz="3" w:space="0" w:color="000000"/>
-              <w:bottom w:val="single" w:sz="3" w:space="0" w:color="000000"/>
-              <w:right w:val="single" w:sz="3" w:space="0" w:color="000000"/>
-            </w:tcBorders>
-          </w:tcPr>
-          <w:p>
-            <w:pPr>
-              <w:spacing w:after="0" w:line="259" w:lineRule="auto"/>
-              <w:ind w:left="15" w:firstLine="0"/>
-              <w:jc w:val="center"/>
-            </w:pPr>
-            <w:r>
-              <w:t xml:space="preserve"> </w:t>
-            </w:r>
-          </w:p>
-        </w:tc>
-        <w:tc>
-          <w:tcPr>
-            <w:tcW w:w="1909" w:type="dxa"/>
-            <w:tcBorders>
-              <w:top w:val="single" w:sz="3" w:space="0" w:color="000000"/>
-              <w:left w:val="single" w:sz="3" w:space="0" w:color="000000"/>
-              <w:bottom w:val="single" w:sz="3" w:space="0" w:color="000000"/>
-              <w:right w:val="single" w:sz="3" w:space="0" w:color="000000"/>
-            </w:tcBorders>
-          </w:tcPr>
-          <w:p>
-            <w:pPr>
-              <w:spacing w:after="0" w:line="259" w:lineRule="auto"/>
-              <w:ind w:left="8" w:firstLine="0"/>
-              <w:jc w:val="center"/>
-            </w:pPr>
-            <w:r>
-              <w:t xml:space="preserve"> </w:t>
-            </w:r>
-          </w:p>
-        </w:tc>
-        <w:tc>
-          <w:tcPr>
-            <w:tcW w:w="1595" w:type="dxa"/>
-            <w:tcBorders>
-              <w:top w:val="single" w:sz="3" w:space="0" w:color="000000"/>
-              <w:left w:val="single" w:sz="3" w:space="0" w:color="000000"/>
-              <w:bottom w:val="single" w:sz="3" w:space="0" w:color="000000"/>
-              <w:right w:val="single" w:sz="3" w:space="0" w:color="000000"/>
-            </w:tcBorders>
-          </w:tcPr>
-          <w:p>
-            <w:pPr>
-              <w:spacing w:after="0" w:line="259" w:lineRule="auto"/>
-              <w:ind w:left="6" w:firstLine="0"/>
-              <w:jc w:val="center"/>
-            </w:pPr>
-            <w:r>
-              <w:t xml:space="preserve"> </w:t>
-            </w:r>
-          </w:p>
-        </w:tc>
-      </w:tr>
-    </w:tbl>
-    <w:p>
-      <w:pPr>
-        <w:ind w:left="0" w:right="6" w:firstLine="0"/>
-      </w:pPr>
-      <w:r>
-        <w:rPr>
-          <w:b/>
-        </w:rPr>
-        <w:t xml:space="preserve">Note: </w:t>
-      </w:r>
-      <w:r>
-        <w:t>This document presents the debugged root-</w:t>
-      </w:r>
-      <w:r>
-        <w:t xml:space="preserve">cause analysis, corrected/optimized solution, and testing evidence for each item in Annexure A, structured to align directly with the five rubric criteria above. </w:t>
+      <w:r>
+        <w:rPr>
+          <w:noProof/>
+        </w:rPr>
+        <w:drawing>
+          <wp:inline distT="0" distB="0" distL="0" distR="0">
+            <wp:extent cx="6403975" cy="3270250"/>
+            <wp:effectExtent l="0" t="0" r="0" b="6350"/>
+            <wp:docPr id="5" name="Picture 5"/>
+            <wp:cNvGraphicFramePr>
+              <a:graphicFrameLocks xmlns:a="http://schemas.openxmlformats.org/drawingml/2006/main" noChangeAspect="1"/>
+            </wp:cNvGraphicFramePr>
+            <a:graphic xmlns:a="http://schemas.openxmlformats.org/drawingml/2006/main">
+              <a:graphicData uri="http://schemas.openxmlformats.org/drawingml/2006/picture">
+                <pic:pic xmlns:pic="http://schemas.openxmlformats.org/drawingml/2006/picture">
+                  <pic:nvPicPr>
+                    <pic:cNvPr id="5" name="ripple carry adder vs look ahead adder q2.png"/>
+                    <pic:cNvPicPr/>
+                  </pic:nvPicPr>
+                  <pic:blipFill>
+                    <a:blip r:embed="rId9">
+                      <a:extLst>
+                        <a:ext uri="{28A0092B-C50C-407E-A947-70E740481C1C}">
+                          <a14:useLocalDpi xmlns:a14="http://schemas.microsoft.com/office/drawing/2010/main" val="0"/>
+                        </a:ext>
+                      </a:extLst>
+                    </a:blip>
+                    <a:stretch>
+                      <a:fillRect/>
+                    </a:stretch>
+                  </pic:blipFill>
+                  <pic:spPr>
+                    <a:xfrm>
+                      <a:off x="0" y="0"/>
+                      <a:ext cx="6403975" cy="3270250"/>
+                    </a:xfrm>
+                    <a:prstGeom prst="rect">
+                      <a:avLst/>
+                    </a:prstGeom>
+                  </pic:spPr>
+                </pic:pic>
+              </a:graphicData>
+            </a:graphic>
+          </wp:inline>
+        </w:drawing>
       </w:r>
     </w:p>
     <w:sectPr>
@@ -9508,6 +8626,22 @@
       </w:tblCellMar>
     </w:tblPr>
   </w:style>
+  <w:style w:type="paragraph" w:styleId="NormalWeb">
+    <w:name w:val="Normal (Web)"/>
+    <w:basedOn w:val="Normal"/>
+    <w:uiPriority w:val="99"/>
+    <w:unhideWhenUsed/>
+    <w:rsid w:val="009F0AE1"/>
+    <w:pPr>
+      <w:spacing w:before="100" w:beforeAutospacing="1" w:after="100" w:afterAutospacing="1" w:line="240" w:lineRule="auto"/>
+      <w:ind w:left="0" w:firstLine="0"/>
+    </w:pPr>
+    <w:rPr>
+      <w:color w:val="auto"/>
+      <w:sz w:val="24"/>
+      <w:szCs w:val="24"/>
+    </w:rPr>
+  </w:style>
 </w:styles>
 </file>
 
